--- a/dokumentacja.docx
+++ b/dokumentacja.docx
@@ -3,13 +3,86 @@
 <w:document xmlns:ve="http://schemas.openxmlformats.org/markup-compatibility/2006" xmlns:o="urn:schemas-microsoft-com:office:office" xmlns:r="http://schemas.openxmlformats.org/officeDocument/2006/relationships" xmlns:m="http://schemas.openxmlformats.org/officeDocument/2006/math" xmlns:v="urn:schemas-microsoft-com:vml" xmlns:wp="http://schemas.openxmlformats.org/drawingml/2006/wordprocessingDrawing" xmlns:w10="urn:schemas-microsoft-com:office:word" xmlns:w="http://schemas.openxmlformats.org/wordprocessingml/2006/main" xmlns:wne="http://schemas.microsoft.com/office/word/2006/wordml">
   <w:body>
     <w:p>
-      <w:r>
-        <w:t>Sttart projektu 2.06</w:t>
+      <w:proofErr w:type="spellStart"/>
+      <w:r>
+        <w:t>Sttart</w:t>
+      </w:r>
+      <w:proofErr w:type="spellEnd"/>
+      <w:r>
+        <w:t xml:space="preserve"> projektu 2.06</w:t>
       </w:r>
     </w:p>
     <w:p>
-      <w:r>
-        <w:t>Todo: w domu wpisac cele (jaki będzie efekt kokncowy)</w:t>
+      <w:proofErr w:type="spellStart"/>
+      <w:r>
+        <w:t>Todo</w:t>
+      </w:r>
+      <w:proofErr w:type="spellEnd"/>
+      <w:r>
+        <w:t xml:space="preserve">: w domu </w:t>
+      </w:r>
+      <w:proofErr w:type="spellStart"/>
+      <w:r>
+        <w:t>wpisac</w:t>
+      </w:r>
+      <w:proofErr w:type="spellEnd"/>
+      <w:r>
+        <w:t xml:space="preserve"> cele (jaki będzie efekt </w:t>
+      </w:r>
+      <w:proofErr w:type="spellStart"/>
+      <w:r>
+        <w:t>kokncowy</w:t>
+      </w:r>
+      <w:proofErr w:type="spellEnd"/>
+      <w:r>
+        <w:t>)</w:t>
+      </w:r>
+    </w:p>
+    <w:p>
+      <w:r>
+        <w:t xml:space="preserve">Gra: Wąż </w:t>
+      </w:r>
+    </w:p>
+    <w:p>
+      <w:r>
+        <w:t>Cel:</w:t>
+      </w:r>
+    </w:p>
+    <w:p>
+      <w:r>
+        <w:t xml:space="preserve">Stworzyć działającą grę w popularnego węża. Wąż powinien poruszać się za </w:t>
+      </w:r>
+      <w:proofErr w:type="spellStart"/>
+      <w:r>
+        <w:t>pomoca</w:t>
+      </w:r>
+      <w:proofErr w:type="spellEnd"/>
+      <w:r>
+        <w:t xml:space="preserve"> klawiszy </w:t>
+      </w:r>
+      <w:proofErr w:type="spellStart"/>
+      <w:r>
+        <w:t>W,A,S,D</w:t>
+      </w:r>
+      <w:proofErr w:type="spellEnd"/>
+      <w:r>
+        <w:t xml:space="preserve"> i zwiększać swoją długość przy pomocy owoców .</w:t>
+      </w:r>
+      <w:proofErr w:type="spellStart"/>
+      <w:r>
+        <w:t>Gre</w:t>
+      </w:r>
+      <w:proofErr w:type="spellEnd"/>
+      <w:r>
+        <w:t xml:space="preserve"> kończy uderzenie w </w:t>
+      </w:r>
+      <w:proofErr w:type="spellStart"/>
+      <w:r>
+        <w:t>ściane</w:t>
+      </w:r>
+      <w:proofErr w:type="spellEnd"/>
+      <w:r>
+        <w:t xml:space="preserve"> lub ciało węża.</w:t>
       </w:r>
     </w:p>
     <w:sectPr>
@@ -181,6 +254,7 @@
   <w:style w:type="paragraph" w:default="1" w:styleId="Normalny">
     <w:name w:val="Normal"/>
     <w:qFormat/>
+    <w:rsid w:val="008950DD"/>
   </w:style>
   <w:style w:type="character" w:default="1" w:styleId="Domylnaczcionkaakapitu">
     <w:name w:val="Default Paragraph Font"/>
